--- a/Portal_Database_Design/Comment_Topic_Sorting.docx
+++ b/Portal_Database_Design/Comment_Topic_Sorting.docx
@@ -453,7 +453,6 @@
           <w:numId w:val="1"/>
         </w:numPr>
         <w:tabs>
-          <w:tab w:val="clear" w:pos="709"/>
           <w:tab w:val="left" w:pos="709" w:leader="none"/>
         </w:tabs>
         <w:bidi w:val="0"/>
@@ -474,7 +473,6 @@
           <w:numId w:val="1"/>
         </w:numPr>
         <w:tabs>
-          <w:tab w:val="clear" w:pos="709"/>
           <w:tab w:val="left" w:pos="709" w:leader="none"/>
         </w:tabs>
         <w:bidi w:val="0"/>
@@ -505,7 +503,6 @@
           <w:numId w:val="1"/>
         </w:numPr>
         <w:tabs>
-          <w:tab w:val="clear" w:pos="709"/>
           <w:tab w:val="left" w:pos="709" w:leader="none"/>
         </w:tabs>
         <w:bidi w:val="0"/>
@@ -526,7 +523,6 @@
           <w:numId w:val="1"/>
         </w:numPr>
         <w:tabs>
-          <w:tab w:val="clear" w:pos="709"/>
           <w:tab w:val="left" w:pos="709" w:leader="none"/>
         </w:tabs>
         <w:bidi w:val="0"/>
@@ -641,23 +637,7 @@
       </w:pPr>
       <w:r>
         <w:rPr/>
-        <w:t xml:space="preserve">Good K-Means </w:t>
-      </w:r>
-      <w:r>
-        <w:rPr/>
-        <w:t>I</w:t>
-      </w:r>
-      <w:r>
-        <w:rPr/>
-        <w:t xml:space="preserve">mplementation </w:t>
-      </w:r>
-      <w:r>
-        <w:rPr/>
-        <w:t>P</w:t>
-      </w:r>
-      <w:r>
-        <w:rPr/>
-        <w:t>osts</w:t>
+        <w:t>Good K-Means Implementation Posts</w:t>
       </w:r>
     </w:p>
     <w:p>
@@ -959,7 +939,6 @@
           <w:numId w:val="2"/>
         </w:numPr>
         <w:tabs>
-          <w:tab w:val="clear" w:pos="709"/>
           <w:tab w:val="left" w:pos="709" w:leader="none"/>
         </w:tabs>
         <w:bidi w:val="0"/>
@@ -990,7 +969,6 @@
           <w:numId w:val="2"/>
         </w:numPr>
         <w:tabs>
-          <w:tab w:val="clear" w:pos="709"/>
           <w:tab w:val="left" w:pos="709" w:leader="none"/>
         </w:tabs>
         <w:bidi w:val="0"/>
@@ -1011,7 +989,6 @@
           <w:numId w:val="2"/>
         </w:numPr>
         <w:tabs>
-          <w:tab w:val="clear" w:pos="709"/>
           <w:tab w:val="left" w:pos="709" w:leader="none"/>
         </w:tabs>
         <w:bidi w:val="0"/>
@@ -1032,7 +1009,6 @@
           <w:numId w:val="2"/>
         </w:numPr>
         <w:tabs>
-          <w:tab w:val="clear" w:pos="709"/>
           <w:tab w:val="left" w:pos="709" w:leader="none"/>
         </w:tabs>
         <w:bidi w:val="0"/>
@@ -1077,7 +1053,6 @@
           <w:numId w:val="3"/>
         </w:numPr>
         <w:tabs>
-          <w:tab w:val="clear" w:pos="709"/>
           <w:tab w:val="left" w:pos="709" w:leader="none"/>
         </w:tabs>
         <w:bidi w:val="0"/>
@@ -1098,7 +1073,6 @@
           <w:numId w:val="3"/>
         </w:numPr>
         <w:tabs>
-          <w:tab w:val="clear" w:pos="709"/>
           <w:tab w:val="left" w:pos="709" w:leader="none"/>
         </w:tabs>
         <w:bidi w:val="0"/>
@@ -1119,7 +1093,6 @@
           <w:numId w:val="3"/>
         </w:numPr>
         <w:tabs>
-          <w:tab w:val="clear" w:pos="709"/>
           <w:tab w:val="left" w:pos="709" w:leader="none"/>
         </w:tabs>
         <w:bidi w:val="0"/>
@@ -1401,6 +1374,7 @@
       <w:pgNumType w:fmt="decimal"/>
       <w:formProt w:val="false"/>
       <w:textDirection w:val="lrTb"/>
+      <w:docGrid w:type="default" w:linePitch="100" w:charSpace="0"/>
     </w:sectPr>
   </w:body>
 </w:document>
@@ -1848,7 +1822,6 @@
     </w:lvl>
     <w:lvl w:ilvl="2">
       <w:start w:val="1"/>
-      <w:pStyle w:val="Heading3"/>
       <w:numFmt w:val="none"/>
       <w:suff w:val="nothing"/>
       <w:lvlText w:val=""/>
@@ -1968,7 +1941,6 @@
     </w:rPrDefault>
     <w:pPrDefault>
       <w:pPr>
-        <w:widowControl/>
         <w:suppressAutoHyphens w:val="true"/>
       </w:pPr>
     </w:pPrDefault>
@@ -1978,7 +1950,10 @@
     <w:qFormat/>
     <w:pPr>
       <w:widowControl/>
+      <w:suppressAutoHyphens w:val="true"/>
       <w:bidi w:val="0"/>
+      <w:spacing w:before="0" w:after="0"/>
+      <w:jc w:val="start"/>
     </w:pPr>
     <w:rPr>
       <w:rFonts w:ascii="Liberation Serif" w:hAnsi="Liberation Serif" w:eastAsia="Noto Serif CJK SC" w:cs="Noto Sans Devanagari"/>
